--- a/问题四 模型与工作流.docx
+++ b/问题四 模型与工作流.docx
@@ -1161,7 +1161,371 @@
           <w:b/>
           <w:sz w:val="27"/>
         </w:rPr>
-        <w:t>五、全年结果（供核对）</w:t>
+        <w:t>五、为什么波动电价反而更贵：受控分解</w:t>
+      </w:r>
+    </w:p>
+    <w:p>
+      <w:pPr>
+        <w:ind w:firstLine="420"/>
+      </w:pPr>
+      <w:r>
+        <w:rPr>
+          <w:rFonts w:ascii="宋体" w:hAnsi="宋体" w:eastAsia="宋体"/>
+          <w:b w:val="0"/>
+          <w:sz w:val="21"/>
+        </w:rPr>
+        <w:t>这是一个容易被忽略的事实：附件4 在输出窗口（334 天）内的</w:t>
+      </w:r>
+      <w:r>
+        <w:rPr>
+          <w:rFonts w:ascii="宋体" w:hAnsi="宋体" w:eastAsia="宋体"/>
+          <w:b/>
+          <w:sz w:val="21"/>
+        </w:rPr>
+        <w:t>逐时段均价 0.7575 反而低于</w:t>
+      </w:r>
+      <w:r>
+        <w:rPr>
+          <w:rFonts w:ascii="宋体" w:hAnsi="宋体" w:eastAsia="宋体"/>
+          <w:b w:val="0"/>
+          <w:sz w:val="21"/>
+        </w:rPr>
+        <w:t>附件1 的固定电价 0.7662，但总费用却高了 4.91%。所以「附件4 更贵」这个直观解释是错的，必须把成因查清楚。</w:t>
+      </w:r>
+    </w:p>
+    <w:p>
+      <w:pPr>
+        <w:ind w:firstLine="420"/>
+      </w:pPr>
+      <w:r>
+        <w:rPr>
+          <w:rFonts w:ascii="宋体" w:hAnsi="宋体" w:eastAsia="宋体"/>
+          <w:b w:val="0"/>
+          <w:sz w:val="21"/>
+        </w:rPr>
+        <w:t>为此做受控对照：两个口径共用同一套负载/光伏、同一套预报与安全裕量、同一套逐槽执行规则与链式推进方式，</w:t>
+      </w:r>
+      <w:r>
+        <w:rPr>
+          <w:rFonts w:ascii="宋体" w:hAnsi="宋体" w:eastAsia="宋体"/>
+          <w:b/>
+          <w:sz w:val="21"/>
+        </w:rPr>
+        <w:t>唯一变量是电价矩阵</w:t>
+      </w:r>
+      <w:r>
+        <w:rPr>
+          <w:rFonts w:ascii="宋体" w:hAnsi="宋体" w:eastAsia="宋体"/>
+          <w:b w:val="0"/>
+          <w:sz w:val="21"/>
+        </w:rPr>
+        <w:t>。把计划购电费按下式分解：</w:t>
+      </w:r>
+    </w:p>
+    <w:p>
+      <w:pPr>
+        <w:spacing w:after="40"/>
+        <w:ind w:left="480"/>
+      </w:pPr>
+      <w:r>
+        <w:rPr>
+          <w:rFonts w:ascii="Consolas" w:hAnsi="Consolas" w:eastAsia="宋体"/>
+          <w:b w:val="0"/>
+          <w:color w:val="606060"/>
+          <w:sz w:val="17"/>
+        </w:rPr>
+        <w:t>\sum_{d,t}\pi_{d,t}\,q_{d,t}\,\Delta t = \underbrace{\sum_{d,t}\bar{\pi}_{t}\,q_{d,t}\,\Delta t}_{\text{mean-level term}} + \underbrace{\sum_{d,t}\left(\pi_{d,t}-\bar{\pi}_{t}\right)q_{d,t}\,\Delta t}_{\text{daily-drift term}}</w:t>
+      </w:r>
+    </w:p>
+    <w:p>
+      <w:pPr>
+        <w:spacing w:after="120"/>
+        <w:jc w:val="center"/>
+      </w:pPr>
+      <w:r>
+        <w:drawing>
+          <wp:inline xmlns:a="http://schemas.openxmlformats.org/drawingml/2006/main" xmlns:pic="http://schemas.openxmlformats.org/drawingml/2006/picture">
+            <wp:extent cx="3438144" cy="571500"/>
+            <wp:docPr id="10" name="Picture 10"/>
+            <wp:cNvGraphicFramePr>
+              <a:graphicFrameLocks noChangeAspect="1"/>
+            </wp:cNvGraphicFramePr>
+            <a:graphic>
+              <a:graphicData uri="http://schemas.openxmlformats.org/drawingml/2006/picture">
+                <pic:pic>
+                  <pic:nvPicPr>
+                    <pic:cNvPr id="0" name="d448d0af40f6.png"/>
+                    <pic:cNvPicPr/>
+                  </pic:nvPicPr>
+                  <pic:blipFill>
+                    <a:blip r:embed="rId18"/>
+                    <a:stretch>
+                      <a:fillRect/>
+                    </a:stretch>
+                  </pic:blipFill>
+                  <pic:spPr>
+                    <a:xfrm>
+                      <a:off x="0" y="0"/>
+                      <a:ext cx="3438144" cy="571500"/>
+                    </a:xfrm>
+                    <a:prstGeom prst="rect"/>
+                  </pic:spPr>
+                </pic:pic>
+              </a:graphicData>
+            </a:graphic>
+          </wp:inline>
+        </w:drawing>
+      </w:r>
+    </w:p>
+    <w:p>
+      <w:pPr>
+        <w:ind w:firstLine="420"/>
+      </w:pPr>
+      <w:r>
+        <w:rPr>
+          <w:rFonts w:ascii="宋体" w:hAnsi="宋体" w:eastAsia="宋体"/>
+          <w:b w:val="0"/>
+          <w:sz w:val="21"/>
+        </w:rPr>
+        <w:t>其中 π̄_t 为窗口内第 t 个时段的平均电价。实测结果（`q4_电价波动效应分解.txt`）：</w:t>
+      </w:r>
+    </w:p>
+    <w:p>
+      <w:pPr>
+        <w:spacing w:after="40"/>
+        <w:ind w:left="480"/>
+      </w:pPr>
+      <w:r>
+        <w:rPr>
+          <w:rFonts w:ascii="宋体" w:hAnsi="宋体" w:eastAsia="宋体"/>
+          <w:b/>
+          <w:sz w:val="21"/>
+        </w:rPr>
+        <w:t xml:space="preserve">• </w:t>
+      </w:r>
+      <w:r>
+        <w:rPr>
+          <w:rFonts w:ascii="宋体" w:hAnsi="宋体" w:eastAsia="宋体"/>
+          <w:b w:val="0"/>
+          <w:sz w:val="21"/>
+        </w:rPr>
+        <w:t>逐时段均价项：+16,966.3 元（2.8%）</w:t>
+      </w:r>
+    </w:p>
+    <w:p>
+      <w:pPr>
+        <w:spacing w:after="40"/>
+        <w:ind w:left="480"/>
+      </w:pPr>
+      <w:r>
+        <w:rPr>
+          <w:rFonts w:ascii="宋体" w:hAnsi="宋体" w:eastAsia="宋体"/>
+          <w:b/>
+          <w:sz w:val="21"/>
+        </w:rPr>
+        <w:t xml:space="preserve">• </w:t>
+      </w:r>
+      <w:r>
+        <w:rPr>
+          <w:rFonts w:ascii="宋体" w:hAnsi="宋体" w:eastAsia="宋体"/>
+          <w:b/>
+          <w:sz w:val="21"/>
+        </w:rPr>
+        <w:t>逐日漂移项：+585,294.0 元（97.2%）</w:t>
+      </w:r>
+    </w:p>
+    <w:p>
+      <w:pPr>
+        <w:spacing w:after="40"/>
+        <w:ind w:left="480"/>
+      </w:pPr>
+      <w:r>
+        <w:rPr>
+          <w:rFonts w:ascii="宋体" w:hAnsi="宋体" w:eastAsia="宋体"/>
+          <w:b/>
+          <w:sz w:val="21"/>
+        </w:rPr>
+        <w:t xml:space="preserve">• </w:t>
+      </w:r>
+      <w:r>
+        <w:rPr>
+          <w:rFonts w:ascii="宋体" w:hAnsi="宋体" w:eastAsia="宋体"/>
+          <w:b w:val="0"/>
+          <w:sz w:val="21"/>
+        </w:rPr>
+        <w:t>计划购电费合计 +602,260.3 元</w:t>
+      </w:r>
+    </w:p>
+    <w:p>
+      <w:pPr>
+        <w:ind w:firstLine="420"/>
+      </w:pPr>
+      <w:r>
+        <w:rPr>
+          <w:rFonts w:ascii="宋体" w:hAnsi="宋体" w:eastAsia="宋体"/>
+          <w:b w:val="0"/>
+          <w:sz w:val="21"/>
+        </w:rPr>
+        <w:t>也就是说，涨价几乎全部来自「逐日漂移」而不是「各时段平均更贵」。漂移项为什么是正的？看一下日购电量与当日电价水平的关系：</w:t>
+      </w:r>
+    </w:p>
+    <w:p>
+      <w:pPr>
+        <w:spacing w:after="40"/>
+        <w:ind w:left="480"/>
+      </w:pPr>
+      <w:r>
+        <w:rPr>
+          <w:rFonts w:ascii="Consolas" w:hAnsi="Consolas" w:eastAsia="宋体"/>
+          <w:b w:val="0"/>
+          <w:color w:val="606060"/>
+          <w:sz w:val="17"/>
+        </w:rPr>
+        <w:t>\mathrm{corr}\!\left(\sum_{t}q_{d,t},\ \bar{\pi}_d\right) = +0.9651</w:t>
+      </w:r>
+    </w:p>
+    <w:p>
+      <w:pPr>
+        <w:spacing w:after="120"/>
+        <w:jc w:val="center"/>
+      </w:pPr>
+      <w:r>
+        <w:drawing>
+          <wp:inline xmlns:a="http://schemas.openxmlformats.org/drawingml/2006/main" xmlns:pic="http://schemas.openxmlformats.org/drawingml/2006/picture">
+            <wp:extent cx="1769364" cy="160020"/>
+            <wp:docPr id="11" name="Picture 11"/>
+            <wp:cNvGraphicFramePr>
+              <a:graphicFrameLocks noChangeAspect="1"/>
+            </wp:cNvGraphicFramePr>
+            <a:graphic>
+              <a:graphicData uri="http://schemas.openxmlformats.org/drawingml/2006/picture">
+                <pic:pic>
+                  <pic:nvPicPr>
+                    <pic:cNvPr id="0" name="b8e2ba5b6caa.png"/>
+                    <pic:cNvPicPr/>
+                  </pic:nvPicPr>
+                  <pic:blipFill>
+                    <a:blip r:embed="rId19"/>
+                    <a:stretch>
+                      <a:fillRect/>
+                    </a:stretch>
+                  </pic:blipFill>
+                  <pic:spPr>
+                    <a:xfrm>
+                      <a:off x="0" y="0"/>
+                      <a:ext cx="1769364" cy="160020"/>
+                    </a:xfrm>
+                    <a:prstGeom prst="rect"/>
+                  </pic:spPr>
+                </pic:pic>
+              </a:graphicData>
+            </a:graphic>
+          </wp:inline>
+        </w:drawing>
+      </w:r>
+    </w:p>
+    <w:p>
+      <w:pPr>
+        <w:ind w:firstLine="420"/>
+      </w:pPr>
+      <w:r>
+        <w:rPr>
+          <w:rFonts w:ascii="宋体" w:hAnsi="宋体" w:eastAsia="宋体"/>
+          <w:b/>
+          <w:sz w:val="21"/>
+        </w:rPr>
+        <w:t>负载高的那些天，恰好也是电价整体偏高的天</w:t>
+      </w:r>
+      <w:r>
+        <w:rPr>
+          <w:rFonts w:ascii="宋体" w:hAnsi="宋体" w:eastAsia="宋体"/>
+          <w:b w:val="0"/>
+          <w:sz w:val="21"/>
+        </w:rPr>
+        <w:t>。而负载是刚性的、必须满足，储能可用容量又只有 9600 kWh（日均购电 6.4 万 kWh，相差近一个数量级），无法跨日搬运能量，于是价格漂移就直接转化为费用上升。</w:t>
+      </w:r>
+    </w:p>
+    <w:p>
+      <w:r>
+        <w:rPr>
+          <w:rFonts w:ascii="宋体" w:hAnsi="宋体" w:eastAsia="宋体"/>
+          <w:b w:val="0"/>
+          <w:sz w:val="21"/>
+        </w:rPr>
+        <w:t>另外两个值得写进论文的定量事实：</w:t>
+      </w:r>
+    </w:p>
+    <w:p>
+      <w:pPr>
+        <w:spacing w:after="40"/>
+        <w:ind w:left="480"/>
+      </w:pPr>
+      <w:r>
+        <w:rPr>
+          <w:rFonts w:ascii="宋体" w:hAnsi="宋体" w:eastAsia="宋体"/>
+          <w:b/>
+          <w:sz w:val="21"/>
+        </w:rPr>
+        <w:t xml:space="preserve">• </w:t>
+      </w:r>
+      <w:r>
+        <w:rPr>
+          <w:rFonts w:ascii="宋体" w:hAnsi="宋体" w:eastAsia="宋体"/>
+          <w:b w:val="0"/>
+          <w:sz w:val="21"/>
+        </w:rPr>
+        <w:t>逐日 LP 的再优化是有效的：把固定电价下的购电量按附件4 的电价计价要 13,883,703.9 元，而波动电价下 LP 实际只花 13,757,329.3 元，</w:t>
+      </w:r>
+      <w:r>
+        <w:rPr>
+          <w:rFonts w:ascii="宋体" w:hAnsi="宋体" w:eastAsia="宋体"/>
+          <w:b/>
+          <w:sz w:val="21"/>
+        </w:rPr>
+        <w:t>扳回 126,374.6 元</w:t>
+      </w:r>
+      <w:r>
+        <w:rPr>
+          <w:rFonts w:ascii="宋体" w:hAnsi="宋体" w:eastAsia="宋体"/>
+          <w:b w:val="0"/>
+          <w:sz w:val="21"/>
+        </w:rPr>
+        <w:t>。所以涨价不是求解或调度缺陷。</w:t>
+      </w:r>
+    </w:p>
+    <w:p>
+      <w:pPr>
+        <w:spacing w:after="40"/>
+        <w:ind w:left="480"/>
+      </w:pPr>
+      <w:r>
+        <w:rPr>
+          <w:rFonts w:ascii="宋体" w:hAnsi="宋体" w:eastAsia="宋体"/>
+          <w:b/>
+          <w:sz w:val="21"/>
+        </w:rPr>
+        <w:t xml:space="preserve">• </w:t>
+      </w:r>
+      <w:r>
+        <w:rPr>
+          <w:rFonts w:ascii="宋体" w:hAnsi="宋体" w:eastAsia="宋体"/>
+          <w:b w:val="0"/>
+          <w:sz w:val="21"/>
+        </w:rPr>
+        <w:t>波动价下购电的时间分布被摊平：0:00 的购电占比从 12.29% 降到 8.36%；「购电均价 / 时间均价」从 0.801 升到 0.845，即择时能力略有下降，但这是次要因素。</w:t>
+      </w:r>
+    </w:p>
+    <w:p>
+      <w:pPr>
+        <w:spacing w:before="240" w:after="120"/>
+      </w:pPr>
+      <w:r>
+        <w:rPr>
+          <w:rFonts w:ascii="黑体" w:hAnsi="黑体" w:eastAsia="黑体"/>
+          <w:b/>
+          <w:sz w:val="27"/>
+        </w:rPr>
+        <w:t>六、全年结果（供核对）</w:t>
       </w:r>
     </w:p>
     <w:p>
@@ -1361,7 +1725,23 @@
           <w:b w:val="0"/>
           <w:sz w:val="21"/>
         </w:rPr>
-        <w:t>实际平均购电单价从 0.6505 元/kWh 升到 0.6805 元/kWh，费用上升的主因是附件4 的日内峰谷比更高（5.74 vs 3.76），使「弃光」与「按高价紧急购电」的代价同时被放大</w:t>
+        <w:t>实际平均购电单价从 0.6505 元/kWh 升到 0.6805 元/kWh；但注意</w:t>
+      </w:r>
+      <w:r>
+        <w:rPr>
+          <w:rFonts w:ascii="宋体" w:hAnsi="宋体" w:eastAsia="宋体"/>
+          <w:b/>
+          <w:sz w:val="21"/>
+        </w:rPr>
+        <w:t>均价上升 4.27% 是在窗口时间均价下降 1.13% 的背景下发生的</w:t>
+      </w:r>
+      <w:r>
+        <w:rPr>
+          <w:rFonts w:ascii="宋体" w:hAnsi="宋体" w:eastAsia="宋体"/>
+          <w:b w:val="0"/>
+          <w:sz w:val="21"/>
+        </w:rPr>
+        <w:t>，机理见第五节</w:t>
       </w:r>
     </w:p>
     <w:p>
